--- a/Collatio/13/1. Textos/2. Limpios/13-D.docx
+++ b/Collatio/13/1. Textos/2. Limpios/13-D.docx
@@ -1,34 +1,25 @@
 
 <file path=word/document.xml><?xml version="1.0" encoding="utf-8"?>
-<w:document xmlns:wpc="http://schemas.microsoft.com/office/word/2010/wordprocessingCanvas" xmlns:cx="http://schemas.microsoft.com/office/drawing/2014/chartex" xmlns:cx1="http://schemas.microsoft.com/office/drawing/2015/9/8/chartex" xmlns:cx2="http://schemas.microsoft.com/office/drawing/2015/10/21/chartex" xmlns:cx3="http://schemas.microsoft.com/office/drawing/2016/5/9/chartex" xmlns:cx4="http://schemas.microsoft.com/office/drawing/2016/5/10/chartex" xmlns:cx5="http://schemas.microsoft.com/office/drawing/2016/5/11/chartex" xmlns:cx6="http://schemas.microsoft.com/office/drawing/2016/5/12/chartex" xmlns:cx7="http://schemas.microsoft.com/office/drawing/2016/5/13/chartex" xmlns:cx8="http://schemas.microsoft.com/office/drawing/2016/5/14/chartex" xmlns:mc="http://schemas.openxmlformats.org/markup-compatibility/2006" xmlns:aink="http://schemas.microsoft.com/office/drawing/2016/ink" xmlns:am3d="http://schemas.microsoft.com/office/drawing/2017/model3d" xmlns:o="urn:schemas-microsoft-com:office:office" xmlns:oel="http://schemas.microsoft.com/office/2019/extlst" xmlns:r="http://schemas.openxmlformats.org/officeDocument/2006/relationships" xmlns:m="http://schemas.openxmlformats.org/officeDocument/2006/math" xmlns:v="urn:schemas-microsoft-com:vml" xmlns:wp14="http://schemas.microsoft.com/office/word/2010/wordprocessingDrawing" xmlns:wp="http://schemas.openxmlformats.org/drawingml/2006/wordprocessingDrawing" xmlns:w10="urn:schemas-microsoft-com:office:word" xmlns:w="http://schemas.openxmlformats.org/wordprocessingml/2006/main" xmlns:w14="http://schemas.microsoft.com/office/word/2010/wordml" xmlns:w15="http://schemas.microsoft.com/office/word/2012/wordml" xmlns:w16cex="http://schemas.microsoft.com/office/word/2018/wordml/cex" xmlns:w16cid="http://schemas.microsoft.com/office/word/2016/wordml/cid" xmlns:w16="http://schemas.microsoft.com/office/word/2018/wordml" xmlns:w16sdtdh="http://schemas.microsoft.com/office/word/2020/wordml/sdtdatahash" xmlns:w16se="http://schemas.microsoft.com/office/word/2015/wordml/symex" xmlns:wpg="http://schemas.microsoft.com/office/word/2010/wordprocessingGroup" xmlns:wpi="http://schemas.microsoft.com/office/word/2010/wordprocessingInk" xmlns:wne="http://schemas.microsoft.com/office/word/2006/wordml" xmlns:wps="http://schemas.microsoft.com/office/word/2010/wordprocessingShape" mc:Ignorable="w14 w15 w16se w16cid w16 w16cex w16sdtdh wp14">
+<w:document xmlns:wpc="http://schemas.microsoft.com/office/word/2010/wordprocessingCanvas" xmlns:cx="http://schemas.microsoft.com/office/drawing/2014/chartex" xmlns:cx1="http://schemas.microsoft.com/office/drawing/2015/9/8/chartex" xmlns:cx2="http://schemas.microsoft.com/office/drawing/2015/10/21/chartex" xmlns:cx3="http://schemas.microsoft.com/office/drawing/2016/5/9/chartex" xmlns:cx4="http://schemas.microsoft.com/office/drawing/2016/5/10/chartex" xmlns:cx5="http://schemas.microsoft.com/office/drawing/2016/5/11/chartex" xmlns:cx6="http://schemas.microsoft.com/office/drawing/2016/5/12/chartex" xmlns:cx7="http://schemas.microsoft.com/office/drawing/2016/5/13/chartex" xmlns:cx8="http://schemas.microsoft.com/office/drawing/2016/5/14/chartex" xmlns:mc="http://schemas.openxmlformats.org/markup-compatibility/2006" xmlns:aink="http://schemas.microsoft.com/office/drawing/2016/ink" xmlns:am3d="http://schemas.microsoft.com/office/drawing/2017/model3d" xmlns:o="urn:schemas-microsoft-com:office:office" xmlns:oel="http://schemas.microsoft.com/office/2019/extlst" xmlns:r="http://schemas.openxmlformats.org/officeDocument/2006/relationships" xmlns:m="http://schemas.openxmlformats.org/officeDocument/2006/math" xmlns:v="urn:schemas-microsoft-com:vml" xmlns:wp14="http://schemas.microsoft.com/office/word/2010/wordprocessingDrawing" xmlns:wp="http://schemas.openxmlformats.org/drawingml/2006/wordprocessingDrawing" xmlns:w10="urn:schemas-microsoft-com:office:word" xmlns:w="http://schemas.openxmlformats.org/wordprocessingml/2006/main" xmlns:w14="http://schemas.microsoft.com/office/word/2010/wordml" xmlns:w15="http://schemas.microsoft.com/office/word/2012/wordml" xmlns:w16cex="http://schemas.microsoft.com/office/word/2018/wordml/cex" xmlns:w16cid="http://schemas.microsoft.com/office/word/2016/wordml/cid" xmlns:w16="http://schemas.microsoft.com/office/word/2018/wordml" xmlns:w16du="http://schemas.microsoft.com/office/word/2023/wordml/word16du" xmlns:w16sdtdh="http://schemas.microsoft.com/office/word/2020/wordml/sdtdatahash" xmlns:w16sdtfl="http://schemas.microsoft.com/office/word/2024/wordml/sdtformatlock" xmlns:w16se="http://schemas.microsoft.com/office/word/2015/wordml/symex" xmlns:wpg="http://schemas.microsoft.com/office/word/2010/wordprocessingGroup" xmlns:wpi="http://schemas.microsoft.com/office/word/2010/wordprocessingInk" xmlns:wne="http://schemas.microsoft.com/office/word/2006/wordml" xmlns:wps="http://schemas.microsoft.com/office/word/2010/wordprocessingShape" mc:Ignorable="w14 w15 w16se w16cid w16 w16cex w16sdtdh w16sdtfl w16du wp14">
   <w:body>
     <w:p>
       <w:pPr>
         <w:rPr>
-          <w:rFonts w:ascii="Garamond" w:hAnsi="Garamond"/>
+          <w:rFonts w:ascii="Brill" w:hAnsi="Brill"/>
           <w:lang w:val="es-ES"/>
         </w:rPr>
       </w:pPr>
-      <w:proofErr w:type="spellStart"/>
-      <w:r>
-        <w:rPr>
-          <w:rFonts w:ascii="Garamond" w:hAnsi="Garamond"/>
-          <w:lang w:val="es-ES"/>
-        </w:rPr>
-        <w:t>Dixo</w:t>
-      </w:r>
-      <w:proofErr w:type="spellEnd"/>
-      <w:r>
-        <w:rPr>
-          <w:rFonts w:ascii="Garamond" w:hAnsi="Garamond"/>
-          <w:lang w:val="es-ES"/>
-        </w:rPr>
-        <w:t xml:space="preserve"> el </w:t>
-      </w:r>
-      <w:proofErr w:type="spellStart"/>
-      <w:r>
-        <w:rPr>
-          <w:rFonts w:ascii="Garamond" w:hAnsi="Garamond"/>
+      <w:r>
+        <w:rPr>
+          <w:rFonts w:ascii="Brill" w:hAnsi="Brill"/>
+          <w:lang w:val="es-ES"/>
+        </w:rPr>
+        <w:t xml:space="preserve">Dixo el </w:t>
+      </w:r>
+      <w:proofErr w:type="spellStart"/>
+      <w:r>
+        <w:rPr>
+          <w:rFonts w:ascii="Brill" w:hAnsi="Brill"/>
           <w:lang w:val="es-ES"/>
         </w:rPr>
         <w:t>diciplo</w:t>
@@ -36,7 +27,7 @@
       <w:proofErr w:type="spellEnd"/>
       <w:r>
         <w:rPr>
-          <w:rFonts w:ascii="Garamond" w:hAnsi="Garamond"/>
+          <w:rFonts w:ascii="Brill" w:hAnsi="Brill"/>
           <w:lang w:val="es-ES"/>
         </w:rPr>
         <w:t xml:space="preserve"> maestro poder me </w:t>
@@ -44,7 +35,7 @@
       <w:proofErr w:type="spellStart"/>
       <w:r>
         <w:rPr>
-          <w:rFonts w:ascii="Garamond" w:hAnsi="Garamond"/>
+          <w:rFonts w:ascii="Brill" w:hAnsi="Brill"/>
           <w:lang w:val="es-ES"/>
         </w:rPr>
         <w:t>ias</w:t>
@@ -52,7 +43,7 @@
       <w:proofErr w:type="spellEnd"/>
       <w:r>
         <w:rPr>
-          <w:rFonts w:ascii="Garamond" w:hAnsi="Garamond"/>
+          <w:rFonts w:ascii="Brill" w:hAnsi="Brill"/>
           <w:lang w:val="es-ES"/>
         </w:rPr>
         <w:t xml:space="preserve"> dar </w:t>
@@ -60,7 +51,7 @@
       <w:proofErr w:type="spellStart"/>
       <w:r>
         <w:rPr>
-          <w:rFonts w:ascii="Garamond" w:hAnsi="Garamond"/>
+          <w:rFonts w:ascii="Brill" w:hAnsi="Brill"/>
           <w:lang w:val="es-ES"/>
         </w:rPr>
         <w:t>razon</w:t>
@@ -68,7 +59,7 @@
       <w:proofErr w:type="spellEnd"/>
       <w:r>
         <w:rPr>
-          <w:rFonts w:ascii="Garamond" w:hAnsi="Garamond"/>
+          <w:rFonts w:ascii="Brill" w:hAnsi="Brill"/>
           <w:lang w:val="es-ES"/>
         </w:rPr>
         <w:t xml:space="preserve"> de </w:t>
@@ -76,7 +67,7 @@
       <w:proofErr w:type="spellStart"/>
       <w:r>
         <w:rPr>
-          <w:rFonts w:ascii="Garamond" w:hAnsi="Garamond"/>
+          <w:rFonts w:ascii="Brill" w:hAnsi="Brill"/>
           <w:lang w:val="es-ES"/>
         </w:rPr>
         <w:t>como</w:t>
@@ -84,7 +75,7 @@
       <w:proofErr w:type="spellEnd"/>
       <w:r>
         <w:rPr>
-          <w:rFonts w:ascii="Garamond" w:hAnsi="Garamond"/>
+          <w:rFonts w:ascii="Brill" w:hAnsi="Brill"/>
           <w:lang w:val="es-ES"/>
         </w:rPr>
         <w:t xml:space="preserve"> pudo santa </w:t>
@@ -92,7 +83,7 @@
       <w:proofErr w:type="spellStart"/>
       <w:r>
         <w:rPr>
-          <w:rFonts w:ascii="Garamond" w:hAnsi="Garamond"/>
+          <w:rFonts w:ascii="Brill" w:hAnsi="Brill"/>
           <w:lang w:val="es-ES"/>
         </w:rPr>
         <w:t>Maria</w:t>
@@ -100,7 +91,7 @@
       <w:proofErr w:type="spellEnd"/>
       <w:r>
         <w:rPr>
-          <w:rFonts w:ascii="Garamond" w:hAnsi="Garamond"/>
+          <w:rFonts w:ascii="Brill" w:hAnsi="Brill"/>
           <w:lang w:val="es-ES"/>
         </w:rPr>
         <w:t xml:space="preserve"> fincar virgo </w:t>
@@ -108,7 +99,7 @@
       <w:proofErr w:type="spellStart"/>
       <w:r>
         <w:rPr>
-          <w:rFonts w:ascii="Garamond" w:hAnsi="Garamond"/>
+          <w:rFonts w:ascii="Brill" w:hAnsi="Brill"/>
           <w:lang w:val="es-ES"/>
         </w:rPr>
         <w:t>despues</w:t>
@@ -116,7 +107,7 @@
       <w:proofErr w:type="spellEnd"/>
       <w:r>
         <w:rPr>
-          <w:rFonts w:ascii="Garamond" w:hAnsi="Garamond"/>
+          <w:rFonts w:ascii="Brill" w:hAnsi="Brill"/>
           <w:lang w:val="es-ES"/>
         </w:rPr>
         <w:t xml:space="preserve"> que el nuestro señor </w:t>
@@ -124,7 +115,7 @@
       <w:proofErr w:type="spellStart"/>
       <w:r>
         <w:rPr>
-          <w:rFonts w:ascii="Garamond" w:hAnsi="Garamond"/>
+          <w:rFonts w:ascii="Brill" w:hAnsi="Brill"/>
           <w:lang w:val="es-ES"/>
         </w:rPr>
         <w:t>nacio</w:t>
@@ -132,7 +123,7 @@
       <w:proofErr w:type="spellEnd"/>
       <w:r>
         <w:rPr>
-          <w:rFonts w:ascii="Garamond" w:hAnsi="Garamond"/>
+          <w:rFonts w:ascii="Brill" w:hAnsi="Brill"/>
           <w:lang w:val="es-ES"/>
         </w:rPr>
         <w:t xml:space="preserve"> d ella </w:t>
@@ -140,7 +131,7 @@
       <w:proofErr w:type="spellStart"/>
       <w:r>
         <w:rPr>
-          <w:rFonts w:ascii="Garamond" w:hAnsi="Garamond"/>
+          <w:rFonts w:ascii="Brill" w:hAnsi="Brill"/>
           <w:lang w:val="es-ES"/>
         </w:rPr>
         <w:t>respondio</w:t>
@@ -148,7 +139,7 @@
       <w:proofErr w:type="spellEnd"/>
       <w:r>
         <w:rPr>
-          <w:rFonts w:ascii="Garamond" w:hAnsi="Garamond"/>
+          <w:rFonts w:ascii="Brill" w:hAnsi="Brill"/>
           <w:lang w:val="es-ES"/>
         </w:rPr>
         <w:t xml:space="preserve"> el maestro a esto que me demandas non te puedo responder por </w:t>
@@ -156,7 +147,7 @@
       <w:proofErr w:type="spellStart"/>
       <w:r>
         <w:rPr>
-          <w:rFonts w:ascii="Garamond" w:hAnsi="Garamond"/>
+          <w:rFonts w:ascii="Brill" w:hAnsi="Brill"/>
           <w:lang w:val="es-ES"/>
         </w:rPr>
         <w:t>razon</w:t>
@@ -164,7 +155,7 @@
       <w:proofErr w:type="spellEnd"/>
       <w:r>
         <w:rPr>
-          <w:rFonts w:ascii="Garamond" w:hAnsi="Garamond"/>
+          <w:rFonts w:ascii="Brill" w:hAnsi="Brill"/>
           <w:lang w:val="es-ES"/>
         </w:rPr>
         <w:t xml:space="preserve"> natural </w:t>
@@ -172,7 +163,7 @@
       <w:proofErr w:type="spellStart"/>
       <w:r>
         <w:rPr>
-          <w:rFonts w:ascii="Garamond" w:hAnsi="Garamond"/>
+          <w:rFonts w:ascii="Brill" w:hAnsi="Brill"/>
           <w:lang w:val="es-ES"/>
         </w:rPr>
         <w:t>mas</w:t>
@@ -180,7 +171,23 @@
       <w:proofErr w:type="spellEnd"/>
       <w:r>
         <w:rPr>
-          <w:rFonts w:ascii="Garamond" w:hAnsi="Garamond"/>
+          <w:rFonts w:ascii="Brill" w:hAnsi="Brill"/>
+          <w:lang w:val="es-ES"/>
+        </w:rPr>
+        <w:t xml:space="preserve"> dezir te e lo que se sepas que aquel señor que ovo poder de encarnar en ella sin ser ella </w:t>
+      </w:r>
+      <w:proofErr w:type="spellStart"/>
+      <w:r>
+        <w:rPr>
+          <w:rFonts w:ascii="Brill" w:hAnsi="Brill"/>
+          <w:lang w:val="es-ES"/>
+        </w:rPr>
+        <w:t>corronpida</w:t>
+      </w:r>
+      <w:proofErr w:type="spellEnd"/>
+      <w:r>
+        <w:rPr>
+          <w:rFonts w:ascii="Brill" w:hAnsi="Brill"/>
           <w:lang w:val="es-ES"/>
         </w:rPr>
         <w:t xml:space="preserve"> </w:t>
@@ -188,31 +195,143 @@
       <w:proofErr w:type="spellStart"/>
       <w:r>
         <w:rPr>
-          <w:rFonts w:ascii="Garamond" w:hAnsi="Garamond"/>
-          <w:lang w:val="es-ES"/>
-        </w:rPr>
-        <w:t>dezir</w:t>
-      </w:r>
-      <w:proofErr w:type="spellEnd"/>
-      <w:r>
-        <w:rPr>
-          <w:rFonts w:ascii="Garamond" w:hAnsi="Garamond"/>
-          <w:lang w:val="es-ES"/>
-        </w:rPr>
-        <w:t xml:space="preserve"> te e lo que se sepas que aquel señor que ovo poder de encarnar en ella sin ser ella </w:t>
-      </w:r>
-      <w:proofErr w:type="spellStart"/>
-      <w:r>
-        <w:rPr>
-          <w:rFonts w:ascii="Garamond" w:hAnsi="Garamond"/>
-          <w:lang w:val="es-ES"/>
-        </w:rPr>
-        <w:t>corronpida</w:t>
-      </w:r>
-      <w:proofErr w:type="spellEnd"/>
-      <w:r>
-        <w:rPr>
-          <w:rFonts w:ascii="Garamond" w:hAnsi="Garamond"/>
+          <w:rFonts w:ascii="Brill" w:hAnsi="Brill"/>
+          <w:lang w:val="es-ES"/>
+        </w:rPr>
+        <w:t>asi</w:t>
+      </w:r>
+      <w:proofErr w:type="spellEnd"/>
+      <w:r>
+        <w:rPr>
+          <w:rFonts w:ascii="Brill" w:hAnsi="Brill"/>
+          <w:lang w:val="es-ES"/>
+        </w:rPr>
+        <w:t xml:space="preserve"> ovo poder de nascer d ella sin </w:t>
+      </w:r>
+      <w:proofErr w:type="spellStart"/>
+      <w:r>
+        <w:rPr>
+          <w:rFonts w:ascii="Brill" w:hAnsi="Brill"/>
+          <w:lang w:val="es-ES"/>
+        </w:rPr>
+        <w:t>corronpimiento</w:t>
+      </w:r>
+      <w:proofErr w:type="spellEnd"/>
+      <w:r>
+        <w:rPr>
+          <w:rFonts w:ascii="Brill" w:hAnsi="Brill"/>
+          <w:lang w:val="es-ES"/>
+        </w:rPr>
+        <w:t xml:space="preserve"> ninguno que ella tomase en si e d esto te quiero dar semejança natural para mientes a la vidriera que es fecha de </w:t>
+      </w:r>
+      <w:proofErr w:type="spellStart"/>
+      <w:r>
+        <w:rPr>
+          <w:rFonts w:ascii="Brill" w:hAnsi="Brill"/>
+          <w:lang w:val="es-ES"/>
+        </w:rPr>
+        <w:t>vedrio</w:t>
+      </w:r>
+      <w:proofErr w:type="spellEnd"/>
+      <w:r>
+        <w:rPr>
+          <w:rFonts w:ascii="Brill" w:hAnsi="Brill"/>
+          <w:lang w:val="es-ES"/>
+        </w:rPr>
+        <w:t xml:space="preserve"> e </w:t>
+      </w:r>
+      <w:proofErr w:type="spellStart"/>
+      <w:r>
+        <w:rPr>
+          <w:rFonts w:ascii="Brill" w:hAnsi="Brill"/>
+          <w:lang w:val="es-ES"/>
+        </w:rPr>
+        <w:t>tu</w:t>
+      </w:r>
+      <w:proofErr w:type="spellEnd"/>
+      <w:r>
+        <w:rPr>
+          <w:rFonts w:ascii="Brill" w:hAnsi="Brill"/>
+          <w:lang w:val="es-ES"/>
+        </w:rPr>
+        <w:t xml:space="preserve"> sabes que el </w:t>
+      </w:r>
+      <w:proofErr w:type="spellStart"/>
+      <w:r>
+        <w:rPr>
+          <w:rFonts w:ascii="Brill" w:hAnsi="Brill"/>
+          <w:lang w:val="es-ES"/>
+        </w:rPr>
+        <w:t>vedrio</w:t>
+      </w:r>
+      <w:proofErr w:type="spellEnd"/>
+      <w:r>
+        <w:rPr>
+          <w:rFonts w:ascii="Brill" w:hAnsi="Brill"/>
+          <w:lang w:val="es-ES"/>
+        </w:rPr>
+        <w:t xml:space="preserve"> natural mientra que es grueso e espeso e por esta </w:t>
+      </w:r>
+      <w:proofErr w:type="spellStart"/>
+      <w:r>
+        <w:rPr>
+          <w:rFonts w:ascii="Brill" w:hAnsi="Brill"/>
+          <w:lang w:val="es-ES"/>
+        </w:rPr>
+        <w:t>razon</w:t>
+      </w:r>
+      <w:proofErr w:type="spellEnd"/>
+      <w:r>
+        <w:rPr>
+          <w:rFonts w:ascii="Brill" w:hAnsi="Brill"/>
+          <w:lang w:val="es-ES"/>
+        </w:rPr>
+        <w:t xml:space="preserve"> a poder de sofrir agua o vino o d esto atal que en el echen e tienen lo en </w:t>
+      </w:r>
+      <w:proofErr w:type="spellStart"/>
+      <w:r>
+        <w:rPr>
+          <w:rFonts w:ascii="Brill" w:hAnsi="Brill"/>
+          <w:lang w:val="es-ES"/>
+        </w:rPr>
+        <w:t>si</w:t>
+      </w:r>
+      <w:proofErr w:type="spellEnd"/>
+      <w:r>
+        <w:rPr>
+          <w:rFonts w:ascii="Brill" w:hAnsi="Brill"/>
+          <w:lang w:val="es-ES"/>
+        </w:rPr>
+        <w:t xml:space="preserve"> que se non puede </w:t>
+      </w:r>
+      <w:proofErr w:type="spellStart"/>
+      <w:r>
+        <w:rPr>
+          <w:rFonts w:ascii="Brill" w:hAnsi="Brill"/>
+          <w:lang w:val="es-ES"/>
+        </w:rPr>
+        <w:t>consomir</w:t>
+      </w:r>
+      <w:proofErr w:type="spellEnd"/>
+      <w:r>
+        <w:rPr>
+          <w:rFonts w:ascii="Brill" w:hAnsi="Brill"/>
+          <w:lang w:val="es-ES"/>
+        </w:rPr>
+        <w:t xml:space="preserve"> tanto </w:t>
+      </w:r>
+      <w:proofErr w:type="spellStart"/>
+      <w:r>
+        <w:rPr>
+          <w:rFonts w:ascii="Brill" w:hAnsi="Brill"/>
+          <w:lang w:val="es-ES"/>
+        </w:rPr>
+        <w:t>tienpo</w:t>
+      </w:r>
+      <w:proofErr w:type="spellEnd"/>
+      <w:r>
+        <w:rPr>
+          <w:rFonts w:ascii="Brill" w:hAnsi="Brill"/>
           <w:lang w:val="es-ES"/>
         </w:rPr>
         <w:t xml:space="preserve"> </w:t>
@@ -220,7 +339,103 @@
       <w:proofErr w:type="spellStart"/>
       <w:r>
         <w:rPr>
-          <w:rFonts w:ascii="Garamond" w:hAnsi="Garamond"/>
+          <w:rFonts w:ascii="Brill" w:hAnsi="Brill"/>
+          <w:lang w:val="es-ES"/>
+        </w:rPr>
+        <w:t>quanto</w:t>
+      </w:r>
+      <w:proofErr w:type="spellEnd"/>
+      <w:r>
+        <w:rPr>
+          <w:rFonts w:ascii="Brill" w:hAnsi="Brill"/>
+          <w:lang w:val="es-ES"/>
+        </w:rPr>
+        <w:t xml:space="preserve"> ombre quisiere pues esta vidriera </w:t>
+      </w:r>
+      <w:proofErr w:type="spellStart"/>
+      <w:r>
+        <w:rPr>
+          <w:rFonts w:ascii="Brill" w:hAnsi="Brill"/>
+          <w:lang w:val="es-ES"/>
+        </w:rPr>
+        <w:t>qu</w:t>
+      </w:r>
+      <w:proofErr w:type="spellEnd"/>
+      <w:r>
+        <w:rPr>
+          <w:rFonts w:ascii="Brill" w:hAnsi="Brill"/>
+          <w:lang w:val="es-ES"/>
+        </w:rPr>
+        <w:t xml:space="preserve"> es fecha d este vidrio que te d yuso dixe que naturalmente en tan grueso e tan espeso veras el rayo del sol que pasa de la otra parte sin </w:t>
+      </w:r>
+      <w:proofErr w:type="spellStart"/>
+      <w:r>
+        <w:rPr>
+          <w:rFonts w:ascii="Brill" w:hAnsi="Brill"/>
+          <w:lang w:val="es-ES"/>
+        </w:rPr>
+        <w:t>quebrantal</w:t>
+      </w:r>
+      <w:proofErr w:type="spellEnd"/>
+      <w:r>
+        <w:rPr>
+          <w:rFonts w:ascii="Brill" w:hAnsi="Brill"/>
+          <w:lang w:val="es-ES"/>
+        </w:rPr>
+        <w:t xml:space="preserve"> la </w:t>
+      </w:r>
+      <w:proofErr w:type="spellStart"/>
+      <w:r>
+        <w:rPr>
+          <w:rFonts w:ascii="Brill" w:hAnsi="Brill"/>
+          <w:lang w:val="es-ES"/>
+        </w:rPr>
+        <w:t>e</w:t>
+      </w:r>
+      <w:proofErr w:type="spellEnd"/>
+      <w:r>
+        <w:rPr>
+          <w:rFonts w:ascii="Brill" w:hAnsi="Brill"/>
+          <w:lang w:val="es-ES"/>
+        </w:rPr>
+        <w:t xml:space="preserve"> sin </w:t>
+      </w:r>
+      <w:proofErr w:type="spellStart"/>
+      <w:r>
+        <w:rPr>
+          <w:rFonts w:ascii="Brill" w:hAnsi="Brill"/>
+          <w:lang w:val="es-ES"/>
+        </w:rPr>
+        <w:t>corronpel</w:t>
+      </w:r>
+      <w:proofErr w:type="spellEnd"/>
+      <w:r>
+        <w:rPr>
+          <w:rFonts w:ascii="Brill" w:hAnsi="Brill"/>
+          <w:lang w:val="es-ES"/>
+        </w:rPr>
+        <w:t xml:space="preserve"> la </w:t>
+      </w:r>
+      <w:proofErr w:type="spellStart"/>
+      <w:r>
+        <w:rPr>
+          <w:rFonts w:ascii="Brill" w:hAnsi="Brill"/>
+          <w:lang w:val="es-ES"/>
+        </w:rPr>
+        <w:t>e</w:t>
+      </w:r>
+      <w:proofErr w:type="spellEnd"/>
+      <w:r>
+        <w:rPr>
+          <w:rFonts w:ascii="Brill" w:hAnsi="Brill"/>
+          <w:lang w:val="es-ES"/>
+        </w:rPr>
+        <w:t xml:space="preserve"> </w:t>
+      </w:r>
+      <w:proofErr w:type="spellStart"/>
+      <w:r>
+        <w:rPr>
+          <w:rFonts w:ascii="Brill" w:hAnsi="Brill"/>
           <w:lang w:val="es-ES"/>
         </w:rPr>
         <w:t>asi</w:t>
@@ -228,111 +443,127 @@
       <w:proofErr w:type="spellEnd"/>
       <w:r>
         <w:rPr>
-          <w:rFonts w:ascii="Garamond" w:hAnsi="Garamond"/>
-          <w:lang w:val="es-ES"/>
-        </w:rPr>
-        <w:t xml:space="preserve"> ovo poder de nascer d ella sin </w:t>
-      </w:r>
-      <w:proofErr w:type="spellStart"/>
-      <w:r>
-        <w:rPr>
-          <w:rFonts w:ascii="Garamond" w:hAnsi="Garamond"/>
-          <w:lang w:val="es-ES"/>
-        </w:rPr>
-        <w:t>corronpimiento</w:t>
-      </w:r>
-      <w:proofErr w:type="spellEnd"/>
-      <w:r>
-        <w:rPr>
-          <w:rFonts w:ascii="Garamond" w:hAnsi="Garamond"/>
-          <w:lang w:val="es-ES"/>
-        </w:rPr>
-        <w:t xml:space="preserve"> ninguno que ella tomase en si e d esto te quiero dar </w:t>
-      </w:r>
-      <w:proofErr w:type="spellStart"/>
-      <w:r>
-        <w:rPr>
-          <w:rFonts w:ascii="Garamond" w:hAnsi="Garamond"/>
-          <w:lang w:val="es-ES"/>
-        </w:rPr>
-        <w:t>semejança</w:t>
-      </w:r>
-      <w:proofErr w:type="spellEnd"/>
-      <w:r>
-        <w:rPr>
-          <w:rFonts w:ascii="Garamond" w:hAnsi="Garamond"/>
-          <w:lang w:val="es-ES"/>
-        </w:rPr>
-        <w:t xml:space="preserve"> natural para mientes a la vidriera que es fecha de </w:t>
-      </w:r>
-      <w:proofErr w:type="spellStart"/>
-      <w:r>
-        <w:rPr>
-          <w:rFonts w:ascii="Garamond" w:hAnsi="Garamond"/>
-          <w:lang w:val="es-ES"/>
-        </w:rPr>
-        <w:t>vedrio</w:t>
-      </w:r>
-      <w:proofErr w:type="spellEnd"/>
-      <w:r>
-        <w:rPr>
-          <w:rFonts w:ascii="Garamond" w:hAnsi="Garamond"/>
-          <w:lang w:val="es-ES"/>
-        </w:rPr>
-        <w:t xml:space="preserve"> e </w:t>
-      </w:r>
-      <w:proofErr w:type="spellStart"/>
-      <w:r>
-        <w:rPr>
-          <w:rFonts w:ascii="Garamond" w:hAnsi="Garamond"/>
-          <w:lang w:val="es-ES"/>
-        </w:rPr>
-        <w:t>tu</w:t>
-      </w:r>
-      <w:proofErr w:type="spellEnd"/>
-      <w:r>
-        <w:rPr>
-          <w:rFonts w:ascii="Garamond" w:hAnsi="Garamond"/>
-          <w:lang w:val="es-ES"/>
-        </w:rPr>
-        <w:t xml:space="preserve"> sabes que el </w:t>
-      </w:r>
-      <w:proofErr w:type="spellStart"/>
-      <w:r>
-        <w:rPr>
-          <w:rFonts w:ascii="Garamond" w:hAnsi="Garamond"/>
-          <w:lang w:val="es-ES"/>
-        </w:rPr>
-        <w:t>vedrio</w:t>
-      </w:r>
-      <w:proofErr w:type="spellEnd"/>
-      <w:r>
-        <w:rPr>
-          <w:rFonts w:ascii="Garamond" w:hAnsi="Garamond"/>
-          <w:lang w:val="es-ES"/>
-        </w:rPr>
-        <w:t xml:space="preserve"> natural </w:t>
-      </w:r>
-      <w:proofErr w:type="spellStart"/>
-      <w:r>
-        <w:rPr>
-          <w:rFonts w:ascii="Garamond" w:hAnsi="Garamond"/>
-          <w:lang w:val="es-ES"/>
-        </w:rPr>
-        <w:t>mientra</w:t>
-      </w:r>
-      <w:proofErr w:type="spellEnd"/>
-      <w:r>
-        <w:rPr>
-          <w:rFonts w:ascii="Garamond" w:hAnsi="Garamond"/>
-          <w:lang w:val="es-ES"/>
-        </w:rPr>
-        <w:t xml:space="preserve"> que es grueso e espeso e por esta </w:t>
-      </w:r>
-      <w:proofErr w:type="spellStart"/>
-      <w:r>
-        <w:rPr>
-          <w:rFonts w:ascii="Garamond" w:hAnsi="Garamond"/>
+          <w:rFonts w:ascii="Brill" w:hAnsi="Brill"/>
+          <w:lang w:val="es-ES"/>
+        </w:rPr>
+        <w:t xml:space="preserve"> como el sol va andando e se muda de aquel derecho </w:t>
+      </w:r>
+      <w:proofErr w:type="spellStart"/>
+      <w:r>
+        <w:rPr>
+          <w:rFonts w:ascii="Brill" w:hAnsi="Brill"/>
+          <w:lang w:val="es-ES"/>
+        </w:rPr>
+        <w:t>asi</w:t>
+      </w:r>
+      <w:proofErr w:type="spellEnd"/>
+      <w:r>
+        <w:rPr>
+          <w:rFonts w:ascii="Brill" w:hAnsi="Brill"/>
+          <w:lang w:val="es-ES"/>
+        </w:rPr>
+        <w:t xml:space="preserve"> se va tornando el rayo del sol por aquel lugar do entro e finca tan sana ella como de primero en esta guisa </w:t>
+      </w:r>
+      <w:proofErr w:type="spellStart"/>
+      <w:r>
+        <w:rPr>
+          <w:rFonts w:ascii="Brill" w:hAnsi="Brill"/>
+          <w:lang w:val="es-ES"/>
+        </w:rPr>
+        <w:t>contescio</w:t>
+      </w:r>
+      <w:proofErr w:type="spellEnd"/>
+      <w:r>
+        <w:rPr>
+          <w:rFonts w:ascii="Brill" w:hAnsi="Brill"/>
+          <w:lang w:val="es-ES"/>
+        </w:rPr>
+        <w:t xml:space="preserve"> lo de santa </w:t>
+      </w:r>
+      <w:proofErr w:type="spellStart"/>
+      <w:r>
+        <w:rPr>
+          <w:rFonts w:ascii="Brill" w:hAnsi="Brill"/>
+          <w:lang w:val="es-ES"/>
+        </w:rPr>
+        <w:t>Maria</w:t>
+      </w:r>
+      <w:proofErr w:type="spellEnd"/>
+      <w:r>
+        <w:rPr>
+          <w:rFonts w:ascii="Brill" w:hAnsi="Brill"/>
+          <w:lang w:val="es-ES"/>
+        </w:rPr>
+        <w:t xml:space="preserve"> </w:t>
+      </w:r>
+      <w:proofErr w:type="spellStart"/>
+      <w:r>
+        <w:rPr>
+          <w:rFonts w:ascii="Brill" w:hAnsi="Brill"/>
+          <w:lang w:val="es-ES"/>
+        </w:rPr>
+        <w:t>quando</w:t>
+      </w:r>
+      <w:proofErr w:type="spellEnd"/>
+      <w:r>
+        <w:rPr>
+          <w:rFonts w:ascii="Brill" w:hAnsi="Brill"/>
+          <w:lang w:val="es-ES"/>
+        </w:rPr>
+        <w:t xml:space="preserve"> </w:t>
+      </w:r>
+      <w:proofErr w:type="spellStart"/>
+      <w:r>
+        <w:rPr>
+          <w:rFonts w:ascii="Brill" w:hAnsi="Brill"/>
+          <w:lang w:val="es-ES"/>
+        </w:rPr>
+        <w:t>concibio</w:t>
+      </w:r>
+      <w:proofErr w:type="spellEnd"/>
+      <w:r>
+        <w:rPr>
+          <w:rFonts w:ascii="Brill" w:hAnsi="Brill"/>
+          <w:lang w:val="es-ES"/>
+        </w:rPr>
+        <w:t xml:space="preserve"> primero e </w:t>
+      </w:r>
+      <w:proofErr w:type="spellStart"/>
+      <w:r>
+        <w:rPr>
+          <w:rFonts w:ascii="Brill" w:hAnsi="Brill"/>
+          <w:lang w:val="es-ES"/>
+        </w:rPr>
+        <w:t>despues</w:t>
+      </w:r>
+      <w:proofErr w:type="spellEnd"/>
+      <w:r>
+        <w:rPr>
+          <w:rFonts w:ascii="Brill" w:hAnsi="Brill"/>
+          <w:lang w:val="es-ES"/>
+        </w:rPr>
+        <w:t xml:space="preserve"> </w:t>
+      </w:r>
+      <w:proofErr w:type="spellStart"/>
+      <w:r>
+        <w:rPr>
+          <w:rFonts w:ascii="Brill" w:hAnsi="Brill"/>
+          <w:lang w:val="es-ES"/>
+        </w:rPr>
+        <w:t>quando</w:t>
+      </w:r>
+      <w:proofErr w:type="spellEnd"/>
+      <w:r>
+        <w:rPr>
+          <w:rFonts w:ascii="Brill" w:hAnsi="Brill"/>
+          <w:lang w:val="es-ES"/>
+        </w:rPr>
+        <w:t xml:space="preserve"> pario e en esta </w:t>
+      </w:r>
+      <w:proofErr w:type="spellStart"/>
+      <w:r>
+        <w:rPr>
+          <w:rFonts w:ascii="Brill" w:hAnsi="Brill"/>
           <w:lang w:val="es-ES"/>
         </w:rPr>
         <w:t>razon</w:t>
@@ -340,255 +571,31 @@
       <w:proofErr w:type="spellEnd"/>
       <w:r>
         <w:rPr>
-          <w:rFonts w:ascii="Garamond" w:hAnsi="Garamond"/>
-          <w:lang w:val="es-ES"/>
-        </w:rPr>
-        <w:t xml:space="preserve"> a poder de </w:t>
-      </w:r>
-      <w:proofErr w:type="spellStart"/>
-      <w:r>
-        <w:rPr>
-          <w:rFonts w:ascii="Garamond" w:hAnsi="Garamond"/>
-          <w:lang w:val="es-ES"/>
-        </w:rPr>
-        <w:t>sofrir</w:t>
-      </w:r>
-      <w:proofErr w:type="spellEnd"/>
-      <w:r>
-        <w:rPr>
-          <w:rFonts w:ascii="Garamond" w:hAnsi="Garamond"/>
-          <w:lang w:val="es-ES"/>
-        </w:rPr>
-        <w:t xml:space="preserve"> agua o vino o d esto atal que en el echen e tienen lo en </w:t>
-      </w:r>
-      <w:proofErr w:type="spellStart"/>
-      <w:r>
-        <w:rPr>
-          <w:rFonts w:ascii="Garamond" w:hAnsi="Garamond"/>
-          <w:lang w:val="es-ES"/>
-        </w:rPr>
-        <w:t>si</w:t>
-      </w:r>
-      <w:proofErr w:type="spellEnd"/>
-      <w:r>
-        <w:rPr>
-          <w:rFonts w:ascii="Garamond" w:hAnsi="Garamond"/>
-          <w:lang w:val="es-ES"/>
-        </w:rPr>
-        <w:t xml:space="preserve"> que se non puede </w:t>
-      </w:r>
-      <w:proofErr w:type="spellStart"/>
-      <w:r>
-        <w:rPr>
-          <w:rFonts w:ascii="Garamond" w:hAnsi="Garamond"/>
-          <w:lang w:val="es-ES"/>
-        </w:rPr>
-        <w:t>consomir</w:t>
-      </w:r>
-      <w:proofErr w:type="spellEnd"/>
-      <w:r>
-        <w:rPr>
-          <w:rFonts w:ascii="Garamond" w:hAnsi="Garamond"/>
-          <w:lang w:val="es-ES"/>
-        </w:rPr>
-        <w:t xml:space="preserve"> tanto </w:t>
-      </w:r>
-      <w:proofErr w:type="spellStart"/>
-      <w:r>
-        <w:rPr>
-          <w:rFonts w:ascii="Garamond" w:hAnsi="Garamond"/>
-          <w:lang w:val="es-ES"/>
-        </w:rPr>
-        <w:t>tienpo</w:t>
-      </w:r>
-      <w:proofErr w:type="spellEnd"/>
-      <w:r>
-        <w:rPr>
-          <w:rFonts w:ascii="Garamond" w:hAnsi="Garamond"/>
-          <w:lang w:val="es-ES"/>
-        </w:rPr>
-        <w:t xml:space="preserve"> </w:t>
-      </w:r>
-      <w:proofErr w:type="spellStart"/>
-      <w:r>
-        <w:rPr>
-          <w:rFonts w:ascii="Garamond" w:hAnsi="Garamond"/>
-          <w:lang w:val="es-ES"/>
-        </w:rPr>
-        <w:t>quanto</w:t>
-      </w:r>
-      <w:proofErr w:type="spellEnd"/>
-      <w:r>
-        <w:rPr>
-          <w:rFonts w:ascii="Garamond" w:hAnsi="Garamond"/>
-          <w:lang w:val="es-ES"/>
-        </w:rPr>
-        <w:t xml:space="preserve"> </w:t>
-      </w:r>
-      <w:proofErr w:type="spellStart"/>
-      <w:r>
-        <w:rPr>
-          <w:rFonts w:ascii="Garamond" w:hAnsi="Garamond"/>
-          <w:lang w:val="es-ES"/>
-        </w:rPr>
-        <w:t>ombre</w:t>
-      </w:r>
-      <w:proofErr w:type="spellEnd"/>
-      <w:r>
-        <w:rPr>
-          <w:rFonts w:ascii="Garamond" w:hAnsi="Garamond"/>
-          <w:lang w:val="es-ES"/>
-        </w:rPr>
-        <w:t xml:space="preserve"> quisiere pues esta vidriera </w:t>
-      </w:r>
-      <w:proofErr w:type="spellStart"/>
-      <w:r>
-        <w:rPr>
-          <w:rFonts w:ascii="Garamond" w:hAnsi="Garamond"/>
-          <w:lang w:val="es-ES"/>
-        </w:rPr>
-        <w:t>qu</w:t>
-      </w:r>
-      <w:proofErr w:type="spellEnd"/>
-      <w:r>
-        <w:rPr>
-          <w:rFonts w:ascii="Garamond" w:hAnsi="Garamond"/>
-          <w:lang w:val="es-ES"/>
-        </w:rPr>
-        <w:t xml:space="preserve"> es fecha d este vidrio que te d yuso </w:t>
-      </w:r>
-      <w:proofErr w:type="spellStart"/>
-      <w:r>
-        <w:rPr>
-          <w:rFonts w:ascii="Garamond" w:hAnsi="Garamond"/>
-          <w:lang w:val="es-ES"/>
-        </w:rPr>
-        <w:t>dixe</w:t>
-      </w:r>
-      <w:proofErr w:type="spellEnd"/>
-      <w:r>
-        <w:rPr>
-          <w:rFonts w:ascii="Garamond" w:hAnsi="Garamond"/>
-          <w:lang w:val="es-ES"/>
-        </w:rPr>
-        <w:t xml:space="preserve"> que naturalmente en tan grueso e tan espeso veras el rayo del sol que pasa de la otra parte sin </w:t>
-      </w:r>
-      <w:proofErr w:type="spellStart"/>
-      <w:r>
-        <w:rPr>
-          <w:rFonts w:ascii="Garamond" w:hAnsi="Garamond"/>
-          <w:lang w:val="es-ES"/>
-        </w:rPr>
-        <w:t>quebrantal</w:t>
-      </w:r>
-      <w:proofErr w:type="spellEnd"/>
-      <w:r>
-        <w:rPr>
-          <w:rFonts w:ascii="Garamond" w:hAnsi="Garamond"/>
-          <w:lang w:val="es-ES"/>
-        </w:rPr>
-        <w:t xml:space="preserve"> la </w:t>
-      </w:r>
-      <w:proofErr w:type="spellStart"/>
-      <w:r>
-        <w:rPr>
-          <w:rFonts w:ascii="Garamond" w:hAnsi="Garamond"/>
-          <w:lang w:val="es-ES"/>
-        </w:rPr>
-        <w:t>e</w:t>
-      </w:r>
-      <w:proofErr w:type="spellEnd"/>
-      <w:r>
-        <w:rPr>
-          <w:rFonts w:ascii="Garamond" w:hAnsi="Garamond"/>
-          <w:lang w:val="es-ES"/>
-        </w:rPr>
-        <w:t xml:space="preserve"> sin </w:t>
-      </w:r>
-      <w:proofErr w:type="spellStart"/>
-      <w:r>
-        <w:rPr>
-          <w:rFonts w:ascii="Garamond" w:hAnsi="Garamond"/>
-          <w:lang w:val="es-ES"/>
-        </w:rPr>
-        <w:t>corronpel</w:t>
-      </w:r>
-      <w:proofErr w:type="spellEnd"/>
-      <w:r>
-        <w:rPr>
-          <w:rFonts w:ascii="Garamond" w:hAnsi="Garamond"/>
-          <w:lang w:val="es-ES"/>
-        </w:rPr>
-        <w:t xml:space="preserve"> la </w:t>
-      </w:r>
-      <w:proofErr w:type="spellStart"/>
-      <w:r>
-        <w:rPr>
-          <w:rFonts w:ascii="Garamond" w:hAnsi="Garamond"/>
-          <w:lang w:val="es-ES"/>
-        </w:rPr>
-        <w:t>e</w:t>
-      </w:r>
-      <w:proofErr w:type="spellEnd"/>
-      <w:r>
-        <w:rPr>
-          <w:rFonts w:ascii="Garamond" w:hAnsi="Garamond"/>
-          <w:lang w:val="es-ES"/>
-        </w:rPr>
-        <w:t xml:space="preserve"> </w:t>
-      </w:r>
-      <w:proofErr w:type="spellStart"/>
-      <w:r>
-        <w:rPr>
-          <w:rFonts w:ascii="Garamond" w:hAnsi="Garamond"/>
-          <w:lang w:val="es-ES"/>
-        </w:rPr>
-        <w:t>asi</w:t>
-      </w:r>
-      <w:proofErr w:type="spellEnd"/>
-      <w:r>
-        <w:rPr>
-          <w:rFonts w:ascii="Garamond" w:hAnsi="Garamond"/>
-          <w:lang w:val="es-ES"/>
-        </w:rPr>
-        <w:t xml:space="preserve"> como el sol va andando e se muda de aquel derecho </w:t>
-      </w:r>
-      <w:proofErr w:type="spellStart"/>
-      <w:r>
-        <w:rPr>
-          <w:rFonts w:ascii="Garamond" w:hAnsi="Garamond"/>
-          <w:lang w:val="es-ES"/>
-        </w:rPr>
-        <w:t>asi</w:t>
-      </w:r>
-      <w:proofErr w:type="spellEnd"/>
-      <w:r>
-        <w:rPr>
-          <w:rFonts w:ascii="Garamond" w:hAnsi="Garamond"/>
-          <w:lang w:val="es-ES"/>
-        </w:rPr>
-        <w:t xml:space="preserve"> se va tornando el rayo del sol por aquel lugar do entro e finca tan sana ella como de primero en esta guisa </w:t>
-      </w:r>
-      <w:proofErr w:type="spellStart"/>
-      <w:r>
-        <w:rPr>
-          <w:rFonts w:ascii="Garamond" w:hAnsi="Garamond"/>
-          <w:lang w:val="es-ES"/>
-        </w:rPr>
-        <w:t>contescio</w:t>
-      </w:r>
-      <w:proofErr w:type="spellEnd"/>
-      <w:r>
-        <w:rPr>
-          <w:rFonts w:ascii="Garamond" w:hAnsi="Garamond"/>
-          <w:lang w:val="es-ES"/>
-        </w:rPr>
-        <w:t xml:space="preserve"> lo de santa </w:t>
-      </w:r>
-      <w:proofErr w:type="spellStart"/>
-      <w:r>
-        <w:rPr>
-          <w:rFonts w:ascii="Garamond" w:hAnsi="Garamond"/>
+          <w:rFonts w:ascii="Brill" w:hAnsi="Brill"/>
+          <w:lang w:val="es-ES"/>
+        </w:rPr>
+        <w:t xml:space="preserve"> non fallaras ombre del mundo que pueda dar otro recabdo si non este ca todo fue obra de miraglo e </w:t>
+      </w:r>
+      <w:proofErr w:type="spellStart"/>
+      <w:r>
+        <w:rPr>
+          <w:rFonts w:ascii="Brill" w:hAnsi="Brill"/>
+          <w:lang w:val="es-ES"/>
+        </w:rPr>
+        <w:t>poderio</w:t>
+      </w:r>
+      <w:proofErr w:type="spellEnd"/>
+      <w:r>
+        <w:rPr>
+          <w:rFonts w:ascii="Brill" w:hAnsi="Brill"/>
+          <w:lang w:val="es-ES"/>
+        </w:rPr>
+        <w:t xml:space="preserve"> de nuestro señor que quiso demostrar en si mesmo e en la bien aventurada santa </w:t>
+      </w:r>
+      <w:proofErr w:type="spellStart"/>
+      <w:r>
+        <w:rPr>
+          <w:rFonts w:ascii="Brill" w:hAnsi="Brill"/>
           <w:lang w:val="es-ES"/>
         </w:rPr>
         <w:t>Maria</w:t>
@@ -596,151 +603,7 @@
       <w:proofErr w:type="spellEnd"/>
       <w:r>
         <w:rPr>
-          <w:rFonts w:ascii="Garamond" w:hAnsi="Garamond"/>
-          <w:lang w:val="es-ES"/>
-        </w:rPr>
-        <w:t xml:space="preserve"> </w:t>
-      </w:r>
-      <w:proofErr w:type="spellStart"/>
-      <w:r>
-        <w:rPr>
-          <w:rFonts w:ascii="Garamond" w:hAnsi="Garamond"/>
-          <w:lang w:val="es-ES"/>
-        </w:rPr>
-        <w:t>quando</w:t>
-      </w:r>
-      <w:proofErr w:type="spellEnd"/>
-      <w:r>
-        <w:rPr>
-          <w:rFonts w:ascii="Garamond" w:hAnsi="Garamond"/>
-          <w:lang w:val="es-ES"/>
-        </w:rPr>
-        <w:t xml:space="preserve"> </w:t>
-      </w:r>
-      <w:proofErr w:type="spellStart"/>
-      <w:r>
-        <w:rPr>
-          <w:rFonts w:ascii="Garamond" w:hAnsi="Garamond"/>
-          <w:lang w:val="es-ES"/>
-        </w:rPr>
-        <w:t>concibio</w:t>
-      </w:r>
-      <w:proofErr w:type="spellEnd"/>
-      <w:r>
-        <w:rPr>
-          <w:rFonts w:ascii="Garamond" w:hAnsi="Garamond"/>
-          <w:lang w:val="es-ES"/>
-        </w:rPr>
-        <w:t xml:space="preserve"> primero e </w:t>
-      </w:r>
-      <w:proofErr w:type="spellStart"/>
-      <w:r>
-        <w:rPr>
-          <w:rFonts w:ascii="Garamond" w:hAnsi="Garamond"/>
-          <w:lang w:val="es-ES"/>
-        </w:rPr>
-        <w:t>despues</w:t>
-      </w:r>
-      <w:proofErr w:type="spellEnd"/>
-      <w:r>
-        <w:rPr>
-          <w:rFonts w:ascii="Garamond" w:hAnsi="Garamond"/>
-          <w:lang w:val="es-ES"/>
-        </w:rPr>
-        <w:t xml:space="preserve"> </w:t>
-      </w:r>
-      <w:proofErr w:type="spellStart"/>
-      <w:r>
-        <w:rPr>
-          <w:rFonts w:ascii="Garamond" w:hAnsi="Garamond"/>
-          <w:lang w:val="es-ES"/>
-        </w:rPr>
-        <w:t>quando</w:t>
-      </w:r>
-      <w:proofErr w:type="spellEnd"/>
-      <w:r>
-        <w:rPr>
-          <w:rFonts w:ascii="Garamond" w:hAnsi="Garamond"/>
-          <w:lang w:val="es-ES"/>
-        </w:rPr>
-        <w:t xml:space="preserve"> pario e en esta </w:t>
-      </w:r>
-      <w:proofErr w:type="spellStart"/>
-      <w:r>
-        <w:rPr>
-          <w:rFonts w:ascii="Garamond" w:hAnsi="Garamond"/>
-          <w:lang w:val="es-ES"/>
-        </w:rPr>
-        <w:t>razon</w:t>
-      </w:r>
-      <w:proofErr w:type="spellEnd"/>
-      <w:r>
-        <w:rPr>
-          <w:rFonts w:ascii="Garamond" w:hAnsi="Garamond"/>
-          <w:lang w:val="es-ES"/>
-        </w:rPr>
-        <w:t xml:space="preserve"> non fallaras </w:t>
-      </w:r>
-      <w:proofErr w:type="spellStart"/>
-      <w:r>
-        <w:rPr>
-          <w:rFonts w:ascii="Garamond" w:hAnsi="Garamond"/>
-          <w:lang w:val="es-ES"/>
-        </w:rPr>
-        <w:t>ombre</w:t>
-      </w:r>
-      <w:proofErr w:type="spellEnd"/>
-      <w:r>
-        <w:rPr>
-          <w:rFonts w:ascii="Garamond" w:hAnsi="Garamond"/>
-          <w:lang w:val="es-ES"/>
-        </w:rPr>
-        <w:t xml:space="preserve"> del mundo que pueda dar otro recabdo si non este ca todo fue obra de </w:t>
-      </w:r>
-      <w:proofErr w:type="spellStart"/>
-      <w:r>
-        <w:rPr>
-          <w:rFonts w:ascii="Garamond" w:hAnsi="Garamond"/>
-          <w:lang w:val="es-ES"/>
-        </w:rPr>
-        <w:t>miraglo</w:t>
-      </w:r>
-      <w:proofErr w:type="spellEnd"/>
-      <w:r>
-        <w:rPr>
-          <w:rFonts w:ascii="Garamond" w:hAnsi="Garamond"/>
-          <w:lang w:val="es-ES"/>
-        </w:rPr>
-        <w:t xml:space="preserve"> e </w:t>
-      </w:r>
-      <w:proofErr w:type="spellStart"/>
-      <w:r>
-        <w:rPr>
-          <w:rFonts w:ascii="Garamond" w:hAnsi="Garamond"/>
-          <w:lang w:val="es-ES"/>
-        </w:rPr>
-        <w:t>poderio</w:t>
-      </w:r>
-      <w:proofErr w:type="spellEnd"/>
-      <w:r>
-        <w:rPr>
-          <w:rFonts w:ascii="Garamond" w:hAnsi="Garamond"/>
-          <w:lang w:val="es-ES"/>
-        </w:rPr>
-        <w:t xml:space="preserve"> de nuestro señor que quiso demostrar en si mesmo e en la bien aventurada santa </w:t>
-      </w:r>
-      <w:proofErr w:type="spellStart"/>
-      <w:r>
-        <w:rPr>
-          <w:rFonts w:ascii="Garamond" w:hAnsi="Garamond"/>
-          <w:lang w:val="es-ES"/>
-        </w:rPr>
-        <w:t>Maria</w:t>
-      </w:r>
-      <w:proofErr w:type="spellEnd"/>
-      <w:r>
-        <w:rPr>
-          <w:rFonts w:ascii="Garamond" w:hAnsi="Garamond"/>
+          <w:rFonts w:ascii="Brill" w:hAnsi="Brill"/>
           <w:lang w:val="es-ES"/>
         </w:rPr>
         <w:t xml:space="preserve"> su madre</w:t>
@@ -757,7 +620,7 @@
 </file>
 
 <file path=word/styles.xml><?xml version="1.0" encoding="utf-8"?>
-<w:styles xmlns:mc="http://schemas.openxmlformats.org/markup-compatibility/2006" xmlns:r="http://schemas.openxmlformats.org/officeDocument/2006/relationships" xmlns:w="http://schemas.openxmlformats.org/wordprocessingml/2006/main" xmlns:w14="http://schemas.microsoft.com/office/word/2010/wordml" xmlns:w15="http://schemas.microsoft.com/office/word/2012/wordml" xmlns:w16cex="http://schemas.microsoft.com/office/word/2018/wordml/cex" xmlns:w16cid="http://schemas.microsoft.com/office/word/2016/wordml/cid" xmlns:w16="http://schemas.microsoft.com/office/word/2018/wordml" xmlns:w16sdtdh="http://schemas.microsoft.com/office/word/2020/wordml/sdtdatahash" xmlns:w16se="http://schemas.microsoft.com/office/word/2015/wordml/symex" mc:Ignorable="w14 w15 w16se w16cid w16 w16cex w16sdtdh">
+<w:styles xmlns:mc="http://schemas.openxmlformats.org/markup-compatibility/2006" xmlns:r="http://schemas.openxmlformats.org/officeDocument/2006/relationships" xmlns:w="http://schemas.openxmlformats.org/wordprocessingml/2006/main" xmlns:w14="http://schemas.microsoft.com/office/word/2010/wordml" xmlns:w15="http://schemas.microsoft.com/office/word/2012/wordml" xmlns:w16cex="http://schemas.microsoft.com/office/word/2018/wordml/cex" xmlns:w16cid="http://schemas.microsoft.com/office/word/2016/wordml/cid" xmlns:w16="http://schemas.microsoft.com/office/word/2018/wordml" xmlns:w16du="http://schemas.microsoft.com/office/word/2023/wordml/word16du" xmlns:w16sdtdh="http://schemas.microsoft.com/office/word/2020/wordml/sdtdatahash" xmlns:w16sdtfl="http://schemas.microsoft.com/office/word/2024/wordml/sdtformatlock" xmlns:w16se="http://schemas.microsoft.com/office/word/2015/wordml/symex" mc:Ignorable="w14 w15 w16se w16cid w16 w16cex w16sdtdh w16sdtfl w16du">
   <w:docDefaults>
     <w:rPrDefault>
       <w:rPr>
